--- a/GRIP_Interview_Dossier.docx
+++ b/GRIP_Interview_Dossier.docx
@@ -725,7 +725,7 @@
           <w:sz w:val="21"/>
           <w:szCs w:val="21"/>
         </w:rPr>
-        <w:t xml:space="preserve"> (a live pilot/sandbox environment).</w:t>
+        <w:t xml:space="preserve"> (a pilot environment to test and refine rules before scaling). Treat the report and convening work as live, and the Playbook and Index as still being built out — verify current status before the interview.</w:t>
       </w:r>
     </w:p>
     <w:p>
@@ -1510,7 +1510,73 @@
           <w:sz w:val="21"/>
           <w:szCs w:val="21"/>
         </w:rPr>
-        <w:t xml:space="preserve"> is the sister text to know by name.</w:t>
+        <w:t xml:space="preserve"> is the sister text to know by name — its central claim is that regulation is becoming a form of </w:t>
+      </w:r>
+      <w:r>
+        <w:rPr>
+          <w:rFonts w:ascii="Georgia" w:cs="Georgia" w:eastAsia="Georgia" w:hAnsi="Georgia"/>
+          <w:b/>
+          <w:bCs/>
+          <w:color w:val="1A1A1A"/>
+          <w:sz w:val="21"/>
+          <w:szCs w:val="21"/>
+        </w:rPr>
+        <w:t xml:space="preserve">modern infrastructure</w:t>
+      </w:r>
+      <w:r>
+        <w:rPr>
+          <w:rFonts w:ascii="Georgia" w:cs="Georgia" w:eastAsia="Georgia" w:hAnsi="Georgia"/>
+          <w:color w:val="1A1A1A"/>
+          <w:sz w:val="21"/>
+          <w:szCs w:val="21"/>
+        </w:rPr>
+        <w:t xml:space="preserve"> that determines which innovations scale and which countries stay competitive.</w:t>
+      </w:r>
+    </w:p>
+    <w:p>
+      <w:pPr>
+        <w:spacing w:after="140" w:line="276"/>
+        <w:jc w:val="both"/>
+      </w:pPr>
+      <w:r>
+        <w:rPr>
+          <w:rFonts w:ascii="Georgia" w:cs="Georgia" w:eastAsia="Georgia" w:hAnsi="Georgia"/>
+          <w:b/>
+          <w:bCs/>
+          <w:color w:val="1A1A1A"/>
+          <w:sz w:val="21"/>
+          <w:szCs w:val="21"/>
+        </w:rPr>
+        <w:t xml:space="preserve">A delivery caveat worth carrying into the room:</w:t>
+      </w:r>
+      <w:r>
+        <w:rPr>
+          <w:rFonts w:ascii="Georgia" w:cs="Georgia" w:eastAsia="Georgia" w:hAnsi="Georgia"/>
+          <w:color w:val="1A1A1A"/>
+          <w:sz w:val="21"/>
+          <w:szCs w:val="21"/>
+        </w:rPr>
+        <w:t xml:space="preserve"> roughly midway through the two-year roadmap, the report and the convening mechanisms (the Regulatory Innovation Dialogues) are live, but the flagship Playbook and Readiness Index appear to be still under construction. Don’t assume everything has shipped — confirm the current state the week of the interview, and treat the gap as the reason the role exists: someone has to </w:t>
+      </w:r>
+      <w:r>
+        <w:rPr>
+          <w:rFonts w:ascii="Georgia" w:cs="Georgia" w:eastAsia="Georgia" w:hAnsi="Georgia"/>
+          <w:i/>
+          <w:iCs/>
+          <w:color w:val="1A1A1A"/>
+          <w:sz w:val="21"/>
+          <w:szCs w:val="21"/>
+        </w:rPr>
+        <w:t xml:space="preserve">build</w:t>
+      </w:r>
+      <w:r>
+        <w:rPr>
+          <w:rFonts w:ascii="Georgia" w:cs="Georgia" w:eastAsia="Georgia" w:hAnsi="Georgia"/>
+          <w:color w:val="1A1A1A"/>
+          <w:sz w:val="21"/>
+          <w:szCs w:val="21"/>
+        </w:rPr>
+        <w:t xml:space="preserve"> this workstream, not inherit a finished one.</w:t>
       </w:r>
     </w:p>
     <w:p>
@@ -3366,13 +3432,55 @@
           <w:sz w:val="21"/>
           <w:szCs w:val="21"/>
         </w:rPr>
-        <w:t xml:space="preserve">The Forum’s own </w:t>
-      </w:r>
-      <w:r>
-        <w:rPr>
-          <w:rFonts w:ascii="Georgia" w:cs="Georgia" w:eastAsia="Georgia" w:hAnsi="Georgia"/>
-          <w:b/>
-          <w:bCs/>
+        <w:t xml:space="preserve">Five principles are now the shared vocabulary of the field. They were crystallised by *</w:t>
+      </w:r>
+      <w:r>
+        <w:rPr>
+          <w:rFonts w:ascii="Georgia" w:cs="Georgia" w:eastAsia="Georgia" w:hAnsi="Georgia"/>
+          <w:i/>
+          <w:iCs/>
+          <w:color w:val="1A1A1A"/>
+          <w:sz w:val="21"/>
+          <w:szCs w:val="21"/>
+        </w:rPr>
+        <w:t xml:space="preserve">Deloitte’s </w:t>
+      </w:r>
+      <w:r>
+        <w:rPr>
+          <w:rFonts w:ascii="Georgia" w:cs="Georgia" w:eastAsia="Georgia" w:hAnsi="Georgia"/>
+          <w:color w:val="1A1A1A"/>
+          <w:sz w:val="21"/>
+          <w:szCs w:val="21"/>
+        </w:rPr>
+        <w:t xml:space="preserve">The Future of Regulation</w:t>
+      </w:r>
+      <w:r>
+        <w:rPr>
+          <w:rFonts w:ascii="Georgia" w:cs="Georgia" w:eastAsia="Georgia" w:hAnsi="Georgia"/>
+          <w:i/>
+          <w:iCs/>
+          <w:color w:val="1A1A1A"/>
+          <w:sz w:val="21"/>
+          <w:szCs w:val="21"/>
+        </w:rPr>
+        <w:t xml:space="preserve"> (Eggers, Turley and Kishnani, 2018)</w:t>
+      </w:r>
+      <w:r>
+        <w:rPr>
+          <w:rFonts w:ascii="Georgia" w:cs="Georgia" w:eastAsia="Georgia" w:hAnsi="Georgia"/>
+          <w:i/>
+          <w:iCs/>
+          <w:color w:val="1A1A1A"/>
+          <w:sz w:val="21"/>
+          <w:szCs w:val="21"/>
+        </w:rPr>
+        <w:t xml:space="preserve"> and echoed in the Forum’s own </w:t>
+      </w:r>
+      <w:r>
+        <w:rPr>
+          <w:rFonts w:ascii="Georgia" w:cs="Georgia" w:eastAsia="Georgia" w:hAnsi="Georgia"/>
+          <w:i/>
+          <w:iCs/>
           <w:color w:val="1A1A1A"/>
           <w:sz w:val="21"/>
           <w:szCs w:val="21"/>
@@ -3386,7 +3494,7 @@
           <w:sz w:val="21"/>
           <w:szCs w:val="21"/>
         </w:rPr>
-        <w:t xml:space="preserve"> crystallised five principles that are now the shared vocabulary of the field. Memorise all five and you can speak the Forum’s house language:</w:t>
+        <w:t xml:space="preserve">*. Attribute them accurately if asked — knowing they are Deloitte’s framing, adopted into Forum practice, is itself a mark of fluency. Memorise all five and you can speak the field’s house language:</w:t>
       </w:r>
     </w:p>
     <w:tbl>
@@ -6178,7 +6286,27 @@
           <w:sz w:val="21"/>
           <w:szCs w:val="21"/>
         </w:rPr>
-        <w:t xml:space="preserve"> approach that empowers existing sector regulators rather than creating one AI law, paired with an AI Safety Institute for frontier-model evaluation.</w:t>
+        <w:t xml:space="preserve"> approach that empowers existing sector regulators rather than creating one AI law, paired with the </w:t>
+      </w:r>
+      <w:r>
+        <w:rPr>
+          <w:rFonts w:ascii="Georgia" w:cs="Georgia" w:eastAsia="Georgia" w:hAnsi="Georgia"/>
+          <w:b/>
+          <w:bCs/>
+          <w:color w:val="1A1A1A"/>
+          <w:sz w:val="21"/>
+          <w:szCs w:val="21"/>
+        </w:rPr>
+        <w:t xml:space="preserve">AI Security Institute</w:t>
+      </w:r>
+      <w:r>
+        <w:rPr>
+          <w:rFonts w:ascii="Georgia" w:cs="Georgia" w:eastAsia="Georgia" w:hAnsi="Georgia"/>
+          <w:color w:val="1A1A1A"/>
+          <w:sz w:val="21"/>
+          <w:szCs w:val="21"/>
+        </w:rPr>
+        <w:t xml:space="preserve"> (renamed from the AI Safety Institute in early 2025, in a telling pivot from “safety” toward security and criminal-misuse threats) for frontier-model evaluation.</w:t>
       </w:r>
     </w:p>
     <w:p>
@@ -9420,7 +9548,7 @@
                 <w:sz w:val="18"/>
                 <w:szCs w:val="18"/>
               </w:rPr>
-              <w:t xml:space="preserve">The five principles and the practical toolkit (§2.2).</w:t>
+              <w:t xml:space="preserve">A practical toolkit of agile techniques (sandboxes, one-stop shops, challenges), building on the five-principles approach (§2.2).</w:t>
             </w:r>
           </w:p>
         </w:tc>
@@ -10323,7 +10451,7 @@
                 <w:sz w:val="18"/>
                 <w:szCs w:val="18"/>
               </w:rPr>
-              <w:t xml:space="preserve">Cross-sector principles; sector regulators; AI Safety Institute.</w:t>
+              <w:t xml:space="preserve">Cross-sector principles; sector regulators; AI Security Institute.</w:t>
             </w:r>
           </w:p>
         </w:tc>
